--- a/benchmarks/docx/corpus/fields/field-codes.docx
+++ b/benchmarks/docx/corpus/fields/field-codes.docx
@@ -490,7 +490,7 @@
     <w:link w:val="Heading1Char"/>
     <w:uiPriority w:val="9"/>
     <w:qFormat/>
-    <w:rsid w:val="00DD442D"/>
+    <w:rsid w:val="00990C72"/>
     <w:pPr>
       <w:keepNext/>
       <w:keepLines/>
@@ -513,7 +513,7 @@
     <w:semiHidden/>
     <w:unhideWhenUsed/>
     <w:qFormat/>
-    <w:rsid w:val="00DD442D"/>
+    <w:rsid w:val="00990C72"/>
     <w:pPr>
       <w:keepNext/>
       <w:keepLines/>
@@ -536,7 +536,7 @@
     <w:semiHidden/>
     <w:unhideWhenUsed/>
     <w:qFormat/>
-    <w:rsid w:val="00DD442D"/>
+    <w:rsid w:val="00990C72"/>
     <w:pPr>
       <w:keepNext/>
       <w:keepLines/>
@@ -559,7 +559,7 @@
     <w:semiHidden/>
     <w:unhideWhenUsed/>
     <w:qFormat/>
-    <w:rsid w:val="00DD442D"/>
+    <w:rsid w:val="00990C72"/>
     <w:pPr>
       <w:keepNext/>
       <w:keepLines/>
@@ -582,7 +582,7 @@
     <w:semiHidden/>
     <w:unhideWhenUsed/>
     <w:qFormat/>
-    <w:rsid w:val="00DD442D"/>
+    <w:rsid w:val="00990C72"/>
     <w:pPr>
       <w:keepNext/>
       <w:keepLines/>
@@ -603,7 +603,7 @@
     <w:semiHidden/>
     <w:unhideWhenUsed/>
     <w:qFormat/>
-    <w:rsid w:val="00DD442D"/>
+    <w:rsid w:val="00990C72"/>
     <w:pPr>
       <w:keepNext/>
       <w:keepLines/>
@@ -626,7 +626,7 @@
     <w:semiHidden/>
     <w:unhideWhenUsed/>
     <w:qFormat/>
-    <w:rsid w:val="00DD442D"/>
+    <w:rsid w:val="00990C72"/>
     <w:pPr>
       <w:keepNext/>
       <w:keepLines/>
@@ -647,7 +647,7 @@
     <w:semiHidden/>
     <w:unhideWhenUsed/>
     <w:qFormat/>
-    <w:rsid w:val="00DD442D"/>
+    <w:rsid w:val="00990C72"/>
     <w:pPr>
       <w:keepNext/>
       <w:keepLines/>
@@ -670,7 +670,7 @@
     <w:semiHidden/>
     <w:unhideWhenUsed/>
     <w:qFormat/>
-    <w:rsid w:val="00DD442D"/>
+    <w:rsid w:val="00990C72"/>
     <w:pPr>
       <w:keepNext/>
       <w:keepLines/>
@@ -714,7 +714,7 @@
     <w:basedOn w:val="DefaultParagraphFont"/>
     <w:link w:val="Heading1"/>
     <w:uiPriority w:val="9"/>
-    <w:rsid w:val="00DD442D"/>
+    <w:rsid w:val="00990C72"/>
     <w:rPr>
       <w:rFonts w:asciiTheme="majorHAnsi" w:eastAsiaTheme="majorEastAsia" w:hAnsiTheme="majorHAnsi" w:cstheme="majorBidi"/>
       <w:color w:val="2F5496" w:themeColor="accent1" w:themeShade="BF"/>
@@ -728,7 +728,7 @@
     <w:link w:val="Heading2"/>
     <w:uiPriority w:val="9"/>
     <w:semiHidden/>
-    <w:rsid w:val="00DD442D"/>
+    <w:rsid w:val="00990C72"/>
     <w:rPr>
       <w:rFonts w:asciiTheme="majorHAnsi" w:eastAsiaTheme="majorEastAsia" w:hAnsiTheme="majorHAnsi" w:cstheme="majorBidi"/>
       <w:color w:val="2F5496" w:themeColor="accent1" w:themeShade="BF"/>
@@ -742,7 +742,7 @@
     <w:link w:val="Heading3"/>
     <w:uiPriority w:val="9"/>
     <w:semiHidden/>
-    <w:rsid w:val="00DD442D"/>
+    <w:rsid w:val="00990C72"/>
     <w:rPr>
       <w:rFonts w:eastAsiaTheme="majorEastAsia" w:cstheme="majorBidi"/>
       <w:color w:val="2F5496" w:themeColor="accent1" w:themeShade="BF"/>
@@ -756,7 +756,7 @@
     <w:link w:val="Heading4"/>
     <w:uiPriority w:val="9"/>
     <w:semiHidden/>
-    <w:rsid w:val="00DD442D"/>
+    <w:rsid w:val="00990C72"/>
     <w:rPr>
       <w:rFonts w:eastAsiaTheme="majorEastAsia" w:cstheme="majorBidi"/>
       <w:i/>
@@ -770,7 +770,7 @@
     <w:link w:val="Heading5"/>
     <w:uiPriority w:val="9"/>
     <w:semiHidden/>
-    <w:rsid w:val="00DD442D"/>
+    <w:rsid w:val="00990C72"/>
     <w:rPr>
       <w:rFonts w:eastAsiaTheme="majorEastAsia" w:cstheme="majorBidi"/>
       <w:color w:val="2F5496" w:themeColor="accent1" w:themeShade="BF"/>
@@ -782,7 +782,7 @@
     <w:link w:val="Heading6"/>
     <w:uiPriority w:val="9"/>
     <w:semiHidden/>
-    <w:rsid w:val="00DD442D"/>
+    <w:rsid w:val="00990C72"/>
     <w:rPr>
       <w:rFonts w:eastAsiaTheme="majorEastAsia" w:cstheme="majorBidi"/>
       <w:i/>
@@ -796,7 +796,7 @@
     <w:link w:val="Heading7"/>
     <w:uiPriority w:val="9"/>
     <w:semiHidden/>
-    <w:rsid w:val="00DD442D"/>
+    <w:rsid w:val="00990C72"/>
     <w:rPr>
       <w:rFonts w:eastAsiaTheme="majorEastAsia" w:cstheme="majorBidi"/>
       <w:color w:val="595959" w:themeColor="text1" w:themeTint="A6"/>
@@ -808,7 +808,7 @@
     <w:link w:val="Heading8"/>
     <w:uiPriority w:val="9"/>
     <w:semiHidden/>
-    <w:rsid w:val="00DD442D"/>
+    <w:rsid w:val="00990C72"/>
     <w:rPr>
       <w:rFonts w:eastAsiaTheme="majorEastAsia" w:cstheme="majorBidi"/>
       <w:i/>
@@ -822,7 +822,7 @@
     <w:link w:val="Heading9"/>
     <w:uiPriority w:val="9"/>
     <w:semiHidden/>
-    <w:rsid w:val="00DD442D"/>
+    <w:rsid w:val="00990C72"/>
     <w:rPr>
       <w:rFonts w:eastAsiaTheme="majorEastAsia" w:cstheme="majorBidi"/>
       <w:color w:val="272727" w:themeColor="text1" w:themeTint="D8"/>
@@ -835,7 +835,7 @@
     <w:link w:val="TitleChar"/>
     <w:uiPriority w:val="10"/>
     <w:qFormat/>
-    <w:rsid w:val="00DD442D"/>
+    <w:rsid w:val="00990C72"/>
     <w:pPr>
       <w:spacing w:after="80" w:line="240" w:lineRule="auto"/>
       <w:contextualSpacing/>
@@ -853,7 +853,7 @@
     <w:basedOn w:val="DefaultParagraphFont"/>
     <w:link w:val="Title"/>
     <w:uiPriority w:val="10"/>
-    <w:rsid w:val="00DD442D"/>
+    <w:rsid w:val="00990C72"/>
     <w:rPr>
       <w:rFonts w:asciiTheme="majorHAnsi" w:eastAsiaTheme="majorEastAsia" w:hAnsiTheme="majorHAnsi" w:cstheme="majorBidi"/>
       <w:spacing w:val="-10"/>
@@ -869,7 +869,7 @@
     <w:link w:val="SubtitleChar"/>
     <w:uiPriority w:val="11"/>
     <w:qFormat/>
-    <w:rsid w:val="00DD442D"/>
+    <w:rsid w:val="00990C72"/>
     <w:pPr>
       <w:numPr>
         <w:ilvl w:val="1"/>
@@ -888,7 +888,7 @@
     <w:basedOn w:val="DefaultParagraphFont"/>
     <w:link w:val="Subtitle"/>
     <w:uiPriority w:val="11"/>
-    <w:rsid w:val="00DD442D"/>
+    <w:rsid w:val="00990C72"/>
     <w:rPr>
       <w:rFonts w:eastAsiaTheme="majorEastAsia" w:cstheme="majorBidi"/>
       <w:color w:val="595959" w:themeColor="text1" w:themeTint="A6"/>
@@ -904,7 +904,7 @@
     <w:link w:val="QuoteChar"/>
     <w:uiPriority w:val="29"/>
     <w:qFormat/>
-    <w:rsid w:val="00DD442D"/>
+    <w:rsid w:val="00990C72"/>
     <w:pPr>
       <w:spacing w:before="160"/>
       <w:jc w:val="center"/>
@@ -920,7 +920,7 @@
     <w:basedOn w:val="DefaultParagraphFont"/>
     <w:link w:val="Quote"/>
     <w:uiPriority w:val="29"/>
-    <w:rsid w:val="00DD442D"/>
+    <w:rsid w:val="00990C72"/>
     <w:rPr>
       <w:i/>
       <w:iCs/>
@@ -932,7 +932,7 @@
     <w:basedOn w:val="Normal"/>
     <w:uiPriority w:val="34"/>
     <w:qFormat/>
-    <w:rsid w:val="00DD442D"/>
+    <w:rsid w:val="00990C72"/>
     <w:pPr>
       <w:ind w:left="720"/>
       <w:contextualSpacing/>
@@ -943,7 +943,7 @@
     <w:basedOn w:val="DefaultParagraphFont"/>
     <w:uiPriority w:val="21"/>
     <w:qFormat/>
-    <w:rsid w:val="00DD442D"/>
+    <w:rsid w:val="00990C72"/>
     <w:rPr>
       <w:i/>
       <w:iCs/>
@@ -957,7 +957,7 @@
     <w:link w:val="IntenseQuoteChar"/>
     <w:uiPriority w:val="30"/>
     <w:qFormat/>
-    <w:rsid w:val="00DD442D"/>
+    <w:rsid w:val="00990C72"/>
     <w:pPr>
       <w:pBdr>
         <w:top w:val="single" w:sz="4" w:space="10" w:color="2F5496" w:themeColor="accent1" w:themeShade="BF"/>
@@ -978,7 +978,7 @@
     <w:basedOn w:val="DefaultParagraphFont"/>
     <w:link w:val="IntenseQuote"/>
     <w:uiPriority w:val="30"/>
-    <w:rsid w:val="00DD442D"/>
+    <w:rsid w:val="00990C72"/>
     <w:rPr>
       <w:i/>
       <w:iCs/>
@@ -990,7 +990,7 @@
     <w:basedOn w:val="DefaultParagraphFont"/>
     <w:uiPriority w:val="32"/>
     <w:qFormat/>
-    <w:rsid w:val="00DD442D"/>
+    <w:rsid w:val="00990C72"/>
     <w:rPr>
       <w:b/>
       <w:bCs/>
@@ -1004,7 +1004,7 @@
     <w:basedOn w:val="DefaultParagraphFont"/>
     <w:uiPriority w:val="99"/>
     <w:unhideWhenUsed/>
-    <w:rsid w:val="00DD442D"/>
+    <w:rsid w:val="00990C72"/>
     <w:rPr>
       <w:color w:val="0563C1" w:themeColor="hyperlink"/>
       <w:u w:val="single"/>
@@ -1016,7 +1016,7 @@
     <w:uiPriority w:val="99"/>
     <w:semiHidden/>
     <w:unhideWhenUsed/>
-    <w:rsid w:val="00DD442D"/>
+    <w:rsid w:val="00990C72"/>
     <w:rPr>
       <w:color w:val="605E5C"/>
       <w:shd w:val="clear" w:color="auto" w:fill="E1DFDD"/>
